--- a/10 บทที่ 4 ใหม่.docx
+++ b/10 บทที่ 4 ใหม่.docx
@@ -357,8 +357,10 @@
       </w:r>
       <w:r>
         <w:rPr>
+          <w:rFonts w:hint="cs"/>
           <w:color w:val="FFFFFF" w:themeColor="background1"/>
           <w:sz w:val="32"/>
+          <w:cs/>
         </w:rPr>
         <w:t>**</w:t>
       </w:r>
@@ -822,22 +824,9 @@
           <w:tab w:val="left" w:pos="720"/>
         </w:tabs>
         <w:spacing w:after="0" w:line="240" w:lineRule="auto"/>
-        <w:ind w:firstLine="426"/>
-        <w:jc w:val="thaiDistribute"/>
-        <w:rPr>
-          <w:sz w:val="32"/>
-        </w:rPr>
-      </w:pPr>
-    </w:p>
-    <w:p>
-      <w:pPr>
-        <w:tabs>
-          <w:tab w:val="left" w:pos="720"/>
-        </w:tabs>
-        <w:spacing w:after="0" w:line="240" w:lineRule="auto"/>
-        <w:ind w:firstLine="426"/>
-        <w:jc w:val="thaiDistribute"/>
-        <w:rPr>
+        <w:jc w:val="thaiDistribute"/>
+        <w:rPr>
+          <w:rFonts w:hint="cs"/>
           <w:sz w:val="32"/>
         </w:rPr>
         <w:sectPr>
@@ -856,25 +845,31 @@
           <w:tab w:val="left" w:pos="720"/>
         </w:tabs>
         <w:spacing w:after="0" w:line="240" w:lineRule="auto"/>
-        <w:ind w:firstLine="426"/>
-        <w:jc w:val="thaiDistribute"/>
-        <w:rPr>
-          <w:sz w:val="32"/>
-        </w:rPr>
-      </w:pPr>
-    </w:p>
-    <w:p>
-      <w:pPr>
-        <w:tabs>
-          <w:tab w:val="left" w:pos="720"/>
-        </w:tabs>
-        <w:spacing w:after="0" w:line="240" w:lineRule="auto"/>
-        <w:ind w:firstLine="426"/>
-        <w:jc w:val="thaiDistribute"/>
-        <w:rPr>
-          <w:sz w:val="32"/>
-        </w:rPr>
-      </w:pPr>
+        <w:jc w:val="thaiDistribute"/>
+        <w:rPr>
+          <w:rFonts w:hint="cs"/>
+          <w:sz w:val="32"/>
+        </w:rPr>
+      </w:pPr>
+    </w:p>
+    <w:p>
+      <w:pPr>
+        <w:tabs>
+          <w:tab w:val="left" w:pos="567"/>
+        </w:tabs>
+        <w:spacing w:after="0" w:line="240" w:lineRule="auto"/>
+        <w:jc w:val="thaiDistribute"/>
+        <w:rPr>
+          <w:sz w:val="32"/>
+        </w:rPr>
+      </w:pPr>
+      <w:r>
+        <w:rPr>
+          <w:sz w:val="32"/>
+          <w:cs/>
+        </w:rPr>
+        <w:tab/>
+      </w:r>
       <w:r>
         <w:rPr>
           <w:sz w:val="32"/>
@@ -8906,8 +8901,10 @@
       </w:r>
       <w:r>
         <w:rPr>
+          <w:rFonts w:hint="cs"/>
           <w:color w:val="FFFFFF" w:themeColor="background1"/>
           <w:sz w:val="32"/>
+          <w:cs/>
         </w:rPr>
         <w:t>**</w:t>
       </w:r>

--- a/10 บทที่ 4 ใหม่.docx
+++ b/10 บทที่ 4 ใหม่.docx
@@ -101,6 +101,17 @@
         </w:rPr>
         <w:t>าน</w:t>
       </w:r>
+      <w:r>
+        <w:rPr>
+          <w:rFonts w:hint="cs"/>
+          <w:b/>
+          <w:bCs/>
+          <w:sz w:val="40"/>
+          <w:szCs w:val="40"/>
+          <w:cs/>
+        </w:rPr>
+        <w:t>วิจัย</w:t>
+      </w:r>
     </w:p>
     <w:p>
       <w:pPr>
@@ -407,54 +418,214 @@
         </w:rPr>
         <w:t xml:space="preserve"> </w:t>
       </w:r>
-      <w:r>
-        <w:rPr>
-          <w:sz w:val="32"/>
-          <w:cs/>
-        </w:rPr>
-        <w:t>ระบบผู้ช่วยแบบตัวแทนเชิงปัญญาประดิษฐ์สำหรับองค์กร</w:t>
-      </w:r>
-      <w:r>
-        <w:rPr>
-          <w:rFonts w:hint="cs"/>
-          <w:sz w:val="32"/>
-          <w:cs/>
-        </w:rPr>
-        <w:t xml:space="preserve"> เป็นระบบที่พัฒนาขึ้น</w:t>
-      </w:r>
-      <w:r>
-        <w:rPr>
-          <w:rFonts w:hint="cs"/>
-          <w:sz w:val="32"/>
-          <w:cs/>
-        </w:rPr>
-        <w:t>โดยใช้</w:t>
-      </w:r>
-      <w:r>
+      <w:bookmarkStart w:id="3" w:name="_Hlk226311584"/>
+      <w:bookmarkEnd w:id="0"/>
+      <w:bookmarkEnd w:id="2"/>
+      <w:r>
+        <w:rPr>
+          <w:sz w:val="32"/>
+          <w:cs/>
+        </w:rPr>
+        <w:t>ระบบผู้ช่วยแบบตัวแทนเชิงปัญญาประดิษฐ์สำหรับองค์กร (</w:t>
+      </w:r>
+      <w:r>
+        <w:rPr>
+          <w:sz w:val="32"/>
+        </w:rPr>
+        <w:t xml:space="preserve">Artificial Intelligence Agent-Based Assistant System for Organizations) </w:t>
+      </w:r>
+      <w:r>
+        <w:rPr>
+          <w:sz w:val="32"/>
+          <w:cs/>
+        </w:rPr>
+        <w:t xml:space="preserve">เป็นระบบที่ถูกพัฒนาขึ้นเพื่อเพิ่มประสิทธิภาพในการบริหารจัดการงานภายในองค์กรและลดภบวนการทำงานที่ซ้ำซ้อน โดยเลือกใช้แพลตฟอร์ม </w:t>
+      </w:r>
+      <w:r>
+        <w:rPr>
+          <w:sz w:val="32"/>
+        </w:rPr>
+        <w:t>n</w:t>
+      </w:r>
+      <w:r>
+        <w:rPr>
+          <w:sz w:val="32"/>
+          <w:cs/>
+        </w:rPr>
+        <w:t>8</w:t>
+      </w:r>
+      <w:r>
+        <w:rPr>
+          <w:sz w:val="32"/>
+        </w:rPr>
+        <w:t xml:space="preserve">n (Workflow Automation) </w:t>
+      </w:r>
+      <w:r>
+        <w:rPr>
+          <w:sz w:val="32"/>
+          <w:cs/>
+        </w:rPr>
+        <w:t>เป็นแกนหลัก (</w:t>
+      </w:r>
+      <w:r>
+        <w:rPr>
+          <w:sz w:val="32"/>
+        </w:rPr>
+        <w:t xml:space="preserve">Core Engine) </w:t>
+      </w:r>
+      <w:r>
+        <w:rPr>
+          <w:sz w:val="32"/>
+          <w:cs/>
+        </w:rPr>
+        <w:t>ในการควบคุม จัดทำ</w:t>
+      </w:r>
+      <w:proofErr w:type="spellStart"/>
+      <w:r>
+        <w:rPr>
+          <w:sz w:val="32"/>
+          <w:cs/>
+        </w:rPr>
+        <w:t>เวิร์กโฟลว์</w:t>
+      </w:r>
+      <w:proofErr w:type="spellEnd"/>
+      <w:r>
+        <w:rPr>
+          <w:sz w:val="32"/>
+          <w:cs/>
+        </w:rPr>
+        <w:t xml:space="preserve"> และจัดการกระบวนการทำงานอัตโนมัติทั้งหมด ทำหน้าที่เป็นศูนย์กลางเชื่อมต่อข้อมูลและการสั่งการไปยังบริการภายนอกต่าง ๆ ผ่านทางแอปพลิเคชันโปรแกรม</w:t>
+      </w:r>
+      <w:proofErr w:type="spellStart"/>
+      <w:r>
+        <w:rPr>
+          <w:sz w:val="32"/>
+          <w:cs/>
+        </w:rPr>
+        <w:t>มิง</w:t>
+      </w:r>
+      <w:proofErr w:type="spellEnd"/>
+      <w:r>
+        <w:rPr>
+          <w:sz w:val="32"/>
+          <w:cs/>
+        </w:rPr>
+        <w:t>อินเทอร</w:t>
+      </w:r>
+      <w:proofErr w:type="spellStart"/>
+      <w:r>
+        <w:rPr>
+          <w:sz w:val="32"/>
+          <w:cs/>
+        </w:rPr>
+        <w:t>์เฟซ</w:t>
+      </w:r>
+      <w:proofErr w:type="spellEnd"/>
+      <w:r>
+        <w:rPr>
+          <w:sz w:val="32"/>
+          <w:cs/>
+        </w:rPr>
+        <w:t xml:space="preserve"> (</w:t>
+      </w:r>
+      <w:r>
+        <w:rPr>
+          <w:sz w:val="32"/>
+        </w:rPr>
+        <w:t>API)</w:t>
+      </w:r>
+    </w:p>
+    <w:p>
+      <w:pPr>
+        <w:tabs>
+          <w:tab w:val="left" w:pos="720"/>
+        </w:tabs>
+        <w:spacing w:after="0" w:line="240" w:lineRule="auto"/>
+        <w:ind w:firstLine="426"/>
+        <w:jc w:val="thaiDistribute"/>
+        <w:rPr>
+          <w:sz w:val="32"/>
+        </w:rPr>
+      </w:pPr>
+      <w:r>
+        <w:rPr>
+          <w:sz w:val="32"/>
+          <w:cs/>
+        </w:rPr>
+        <w:t xml:space="preserve">สถาปัตยกรรมของระบบมีการบูรณาการเทคโนโลยีร่วมกันหลายส่วน ได้แก่ การใช้ </w:t>
+      </w:r>
+      <w:r>
+        <w:rPr>
+          <w:sz w:val="32"/>
+        </w:rPr>
+        <w:t xml:space="preserve">LINE Official Account </w:t>
+      </w:r>
+      <w:r>
+        <w:rPr>
+          <w:sz w:val="32"/>
+          <w:cs/>
+        </w:rPr>
+        <w:t xml:space="preserve">และ </w:t>
+      </w:r>
+      <w:r>
+        <w:rPr>
+          <w:sz w:val="32"/>
+        </w:rPr>
+        <w:t xml:space="preserve">LINE LIFF (LINE Front-end Framework) </w:t>
+      </w:r>
+      <w:r>
+        <w:rPr>
+          <w:sz w:val="32"/>
+          <w:cs/>
+        </w:rPr>
+        <w:t>เป็นอินเทอร</w:t>
+      </w:r>
+      <w:proofErr w:type="spellStart"/>
+      <w:r>
+        <w:rPr>
+          <w:sz w:val="32"/>
+          <w:cs/>
+        </w:rPr>
+        <w:t>์เฟซ</w:t>
+      </w:r>
+      <w:proofErr w:type="spellEnd"/>
+      <w:r>
+        <w:rPr>
+          <w:sz w:val="32"/>
+          <w:cs/>
+        </w:rPr>
+        <w:t>หลักฝั่งหน้าบ้าน (</w:t>
+      </w:r>
+      <w:r>
+        <w:rPr>
+          <w:sz w:val="32"/>
+        </w:rPr>
+        <w:t xml:space="preserve">Frontend) </w:t>
+      </w:r>
+      <w:r>
+        <w:rPr>
+          <w:sz w:val="32"/>
+          <w:cs/>
+        </w:rPr>
+        <w:t xml:space="preserve">เพื่อให้พนักงานสามารถเข้าถึงบริการและโต้ตอบกับระบบได้อย่างสะดวกรวดเร็วผ่านสมาร์ทโฟน มีการใช้ระบบฐานข้อมูลเครือข่ายเชิงสัมพันธ์อย่าง </w:t>
+      </w:r>
+      <w:proofErr w:type="spellStart"/>
+      <w:r>
+        <w:rPr>
+          <w:sz w:val="32"/>
+        </w:rPr>
+        <w:t>Supabase</w:t>
+      </w:r>
+      <w:proofErr w:type="spellEnd"/>
+      <w:r>
+        <w:rPr>
+          <w:sz w:val="32"/>
+        </w:rPr>
         <w:t xml:space="preserve"> </w:t>
       </w:r>
       <w:r>
         <w:rPr>
           <w:sz w:val="32"/>
-        </w:rPr>
-        <w:t xml:space="preserve">n8n </w:t>
-      </w:r>
-      <w:r>
-        <w:rPr>
-          <w:sz w:val="32"/>
-          <w:cs/>
-        </w:rPr>
-        <w:t xml:space="preserve">เป็นแกนหลักในการจัดการ </w:t>
-      </w:r>
-      <w:r>
-        <w:rPr>
-          <w:sz w:val="32"/>
-        </w:rPr>
-        <w:t xml:space="preserve">Workflow </w:t>
-      </w:r>
-      <w:r>
-        <w:rPr>
-          <w:sz w:val="32"/>
           <w:cs/>
         </w:rPr>
         <w:t xml:space="preserve">และ </w:t>
@@ -463,33 +634,33 @@
         <w:rPr>
           <w:sz w:val="32"/>
         </w:rPr>
-        <w:t xml:space="preserve">Automation </w:t>
-      </w:r>
-      <w:r>
-        <w:rPr>
-          <w:sz w:val="32"/>
-          <w:cs/>
-        </w:rPr>
-        <w:t xml:space="preserve">ของระบบ โดยทำหน้าที่เป็นศูนย์กลางในการเชื่อมต่อบริการต่าง ๆ ผ่าน </w:t>
-      </w:r>
-      <w:r>
-        <w:rPr>
-          <w:sz w:val="32"/>
-        </w:rPr>
-        <w:t xml:space="preserve">API </w:t>
-      </w:r>
-      <w:r>
-        <w:rPr>
-          <w:sz w:val="32"/>
-          <w:cs/>
-        </w:rPr>
-        <w:t xml:space="preserve">เช่น </w:t>
-      </w:r>
-      <w:r>
-        <w:rPr>
-          <w:sz w:val="32"/>
-        </w:rPr>
-        <w:t xml:space="preserve">LINE Official Account, Google Sheets </w:t>
+        <w:t xml:space="preserve">PostgreSQL </w:t>
+      </w:r>
+      <w:r>
+        <w:rPr>
+          <w:sz w:val="32"/>
+          <w:cs/>
+        </w:rPr>
+        <w:t>ในการจัดเก็บข้อมูลโครงสร้างองค์กร ประวัติพนักงาน และบันทึกการทำงานของระบบ (</w:t>
+      </w:r>
+      <w:r>
+        <w:rPr>
+          <w:sz w:val="32"/>
+        </w:rPr>
+        <w:t xml:space="preserve">System Logs) </w:t>
+      </w:r>
+      <w:r>
+        <w:rPr>
+          <w:sz w:val="32"/>
+          <w:cs/>
+        </w:rPr>
+        <w:t xml:space="preserve">ร่วมกับการใช้ </w:t>
+      </w:r>
+      <w:r>
+        <w:rPr>
+          <w:sz w:val="32"/>
+        </w:rPr>
+        <w:t xml:space="preserve">Google Sheets </w:t>
       </w:r>
       <w:r>
         <w:rPr>
@@ -509,40 +680,134 @@
           <w:sz w:val="32"/>
           <w:cs/>
         </w:rPr>
-        <w:t xml:space="preserve">รวมถึงฐานข้อมูล </w:t>
+        <w:t>ในการจัดเก็บเอกสารและรายงานแยกแผนกอัตโนมัติ</w:t>
+      </w:r>
+    </w:p>
+    <w:p>
+      <w:pPr>
+        <w:tabs>
+          <w:tab w:val="left" w:pos="720"/>
+        </w:tabs>
+        <w:spacing w:after="0" w:line="240" w:lineRule="auto"/>
+        <w:ind w:firstLine="426"/>
+        <w:jc w:val="thaiDistribute"/>
+        <w:rPr>
+          <w:sz w:val="32"/>
+        </w:rPr>
+      </w:pPr>
+      <w:r>
+        <w:rPr>
+          <w:sz w:val="32"/>
+          <w:cs/>
+        </w:rPr>
+        <w:t>นอกจากนี้ ระบบยังได้ประยุกต์ใช้แนวคิด ตัวแทนปัญญาประดิษฐ์ (</w:t>
+      </w:r>
+      <w:r>
+        <w:rPr>
+          <w:sz w:val="32"/>
+        </w:rPr>
+        <w:t xml:space="preserve">AI Agent) </w:t>
+      </w:r>
+      <w:r>
+        <w:rPr>
+          <w:sz w:val="32"/>
+          <w:cs/>
+        </w:rPr>
+        <w:t xml:space="preserve">ร่วมกับเทคนิค </w:t>
+      </w:r>
+      <w:r>
+        <w:rPr>
+          <w:sz w:val="32"/>
+        </w:rPr>
+        <w:t xml:space="preserve">Retrieval-Augmented Generation (RAG) </w:t>
+      </w:r>
+      <w:r>
+        <w:rPr>
+          <w:sz w:val="32"/>
+          <w:cs/>
+        </w:rPr>
+        <w:t>โดยทำการแปลงข้อมูลเอกสารระเบียบข้อบังคับขององค์กรให้เป็นเวกเตอร์ (</w:t>
+      </w:r>
+      <w:r>
+        <w:rPr>
+          <w:sz w:val="32"/>
+        </w:rPr>
+        <w:t xml:space="preserve">Vector Embeddings) </w:t>
+      </w:r>
+      <w:r>
+        <w:rPr>
+          <w:sz w:val="32"/>
+          <w:cs/>
+        </w:rPr>
+        <w:t>แล้วจัดเก็บในฐานข้อมูลเวกเตอร์ เพื่อช่วยให้โมเดลภาษาขนาดใหญ่ (</w:t>
+      </w:r>
+      <w:r>
+        <w:rPr>
+          <w:sz w:val="32"/>
+        </w:rPr>
+        <w:t xml:space="preserve">LLM) </w:t>
+      </w:r>
+      <w:r>
+        <w:rPr>
+          <w:sz w:val="32"/>
+          <w:cs/>
+        </w:rPr>
+        <w:t>สามารถสืบค้น เข้าถึงบริบท และตอบคำถามของพนักงานได้อย่างถูกต้อง แม่นยำ และลดการเกิดข้อมูลบิดเบือน (</w:t>
+      </w:r>
+      <w:r>
+        <w:rPr>
+          <w:sz w:val="32"/>
+        </w:rPr>
+        <w:t xml:space="preserve">Hallucination) </w:t>
+      </w:r>
+      <w:r>
+        <w:rPr>
+          <w:sz w:val="32"/>
+          <w:cs/>
+        </w:rPr>
+        <w:t>โดยผู้ดูแลระบบและฝ่ายบุคคลสามารถบริหารจัดการข้อมูลหลังบ้าน (</w:t>
+      </w:r>
+      <w:r>
+        <w:rPr>
+          <w:sz w:val="32"/>
+        </w:rPr>
+        <w:t xml:space="preserve">Backend) </w:t>
+      </w:r>
+      <w:r>
+        <w:rPr>
+          <w:sz w:val="32"/>
+          <w:cs/>
+        </w:rPr>
+        <w:t>ได้อย่างสะดวกผ่านเว็บ</w:t>
       </w:r>
       <w:proofErr w:type="spellStart"/>
       <w:r>
         <w:rPr>
           <w:sz w:val="32"/>
-        </w:rPr>
-        <w:t>Supabase</w:t>
+          <w:cs/>
+        </w:rPr>
+        <w:t>เบ</w:t>
       </w:r>
       <w:proofErr w:type="spellEnd"/>
       <w:r>
         <w:rPr>
           <w:sz w:val="32"/>
-        </w:rPr>
-        <w:t xml:space="preserve"> </w:t>
-      </w:r>
-      <w:r>
-        <w:rPr>
-          <w:sz w:val="32"/>
-          <w:cs/>
-        </w:rPr>
-        <w:t xml:space="preserve">และ </w:t>
-      </w:r>
-      <w:r>
-        <w:rPr>
-          <w:sz w:val="32"/>
-        </w:rPr>
-        <w:t>PostgreSQL</w:t>
-      </w:r>
-      <w:r>
-        <w:rPr>
-          <w:sz w:val="32"/>
-        </w:rPr>
-        <w:t xml:space="preserve"> </w:t>
+          <w:cs/>
+        </w:rPr>
+        <w:t xml:space="preserve">ราว์เซอร์ (เช่น </w:t>
+      </w:r>
+      <w:r>
+        <w:rPr>
+          <w:sz w:val="32"/>
+        </w:rPr>
+        <w:t xml:space="preserve">Google Chrome) </w:t>
+      </w:r>
+      <w:r>
+        <w:rPr>
+          <w:sz w:val="32"/>
+          <w:cs/>
+        </w:rPr>
+        <w:t>ซึ่งระบบดังกล่าวประกอบไปด้วยส่วนการทำงานหลัก ๆ ดังต่อไปนี้</w:t>
       </w:r>
     </w:p>
     <w:p>
@@ -555,7 +820,18 @@
         <w:jc w:val="thaiDistribute"/>
         <w:rPr>
           <w:sz w:val="32"/>
-          <w:cs/>
+        </w:rPr>
+      </w:pPr>
+    </w:p>
+    <w:p>
+      <w:pPr>
+        <w:tabs>
+          <w:tab w:val="left" w:pos="720"/>
+        </w:tabs>
+        <w:spacing w:after="0" w:line="240" w:lineRule="auto"/>
+        <w:jc w:val="thaiDistribute"/>
+        <w:rPr>
+          <w:sz w:val="32"/>
         </w:rPr>
         <w:sectPr>
           <w:headerReference w:type="default" r:id="rId7"/>
@@ -567,290 +843,6 @@
           <w:docGrid w:linePitch="360"/>
         </w:sectPr>
       </w:pPr>
-      <w:r>
-        <w:rPr>
-          <w:sz w:val="32"/>
-          <w:cs/>
-        </w:rPr>
-        <w:t xml:space="preserve">นอกจากนี้ ระบบยังมีการประยุกต์ใช้แนวคิด </w:t>
-      </w:r>
-      <w:r>
-        <w:rPr>
-          <w:sz w:val="32"/>
-        </w:rPr>
-        <w:t xml:space="preserve">AI Agent </w:t>
-      </w:r>
-      <w:r>
-        <w:rPr>
-          <w:sz w:val="32"/>
-          <w:cs/>
-        </w:rPr>
-        <w:t xml:space="preserve">ร่วมกับเทคนิค </w:t>
-      </w:r>
-      <w:r>
-        <w:rPr>
-          <w:sz w:val="32"/>
-        </w:rPr>
-        <w:t xml:space="preserve">Retrieval-Augmented Generation (RAG) </w:t>
-      </w:r>
-      <w:r>
-        <w:rPr>
-          <w:sz w:val="32"/>
-          <w:cs/>
-        </w:rPr>
-        <w:t xml:space="preserve">เพื่อเพิ่มความสามารถในการตอบคำถามและสืบค้นข้อมูลภายในองค์กร โดยผู้ใช้งานสามารถโต้ตอบกับระบบผ่านแพลตฟอร์ม </w:t>
-      </w:r>
-      <w:r>
-        <w:rPr>
-          <w:sz w:val="32"/>
-        </w:rPr>
-        <w:t xml:space="preserve">LINE </w:t>
-      </w:r>
-      <w:r>
-        <w:rPr>
-          <w:sz w:val="32"/>
-          <w:cs/>
-        </w:rPr>
-        <w:t>และมีการจัดการระบบส่วนหลังบ้านผ่านโปรแกรมเว็บ</w:t>
-      </w:r>
-      <w:proofErr w:type="spellStart"/>
-      <w:r>
-        <w:rPr>
-          <w:sz w:val="32"/>
-          <w:cs/>
-        </w:rPr>
-        <w:t>เบ</w:t>
-      </w:r>
-      <w:proofErr w:type="spellEnd"/>
-      <w:r>
-        <w:rPr>
-          <w:sz w:val="32"/>
-          <w:cs/>
-        </w:rPr>
-        <w:t>ราว์เซอร์</w:t>
-      </w:r>
-      <w:r>
-        <w:rPr>
-          <w:sz w:val="32"/>
-          <w:cs/>
-        </w:rPr>
-        <w:t xml:space="preserve"> เช่น </w:t>
-      </w:r>
-      <w:r>
-        <w:rPr>
-          <w:sz w:val="32"/>
-        </w:rPr>
-        <w:t>Google Chrome</w:t>
-      </w:r>
-      <w:r>
-        <w:rPr>
-          <w:rFonts w:hint="cs"/>
-          <w:sz w:val="32"/>
-          <w:cs/>
-        </w:rPr>
-        <w:t xml:space="preserve">  </w:t>
-      </w:r>
-      <w:r>
-        <w:rPr>
-          <w:rFonts w:hint="cs"/>
-          <w:sz w:val="32"/>
-          <w:cs/>
-        </w:rPr>
-        <w:t>ประกอบไปด้วยส่วนต่าง ๆ ดังนี้</w:t>
-      </w:r>
-      <w:bookmarkStart w:id="3" w:name="_Hlk226311584"/>
-      <w:bookmarkEnd w:id="0"/>
-      <w:bookmarkEnd w:id="2"/>
-    </w:p>
-    <w:p>
-      <w:pPr>
-        <w:tabs>
-          <w:tab w:val="left" w:pos="720"/>
-        </w:tabs>
-        <w:spacing w:after="0" w:line="240" w:lineRule="auto"/>
-        <w:ind w:firstLine="426"/>
-        <w:jc w:val="thaiDistribute"/>
-        <w:rPr>
-          <w:sz w:val="32"/>
-        </w:rPr>
-      </w:pPr>
-    </w:p>
-    <w:p>
-      <w:pPr>
-        <w:tabs>
-          <w:tab w:val="left" w:pos="720"/>
-        </w:tabs>
-        <w:spacing w:after="0" w:line="240" w:lineRule="auto"/>
-        <w:ind w:firstLine="426"/>
-        <w:jc w:val="thaiDistribute"/>
-        <w:rPr>
-          <w:sz w:val="32"/>
-        </w:rPr>
-      </w:pPr>
-    </w:p>
-    <w:p>
-      <w:pPr>
-        <w:tabs>
-          <w:tab w:val="left" w:pos="720"/>
-        </w:tabs>
-        <w:spacing w:after="0" w:line="240" w:lineRule="auto"/>
-        <w:ind w:firstLine="426"/>
-        <w:jc w:val="thaiDistribute"/>
-        <w:rPr>
-          <w:sz w:val="32"/>
-        </w:rPr>
-      </w:pPr>
-    </w:p>
-    <w:p>
-      <w:pPr>
-        <w:tabs>
-          <w:tab w:val="left" w:pos="720"/>
-        </w:tabs>
-        <w:spacing w:after="0" w:line="240" w:lineRule="auto"/>
-        <w:ind w:firstLine="426"/>
-        <w:jc w:val="thaiDistribute"/>
-        <w:rPr>
-          <w:sz w:val="32"/>
-        </w:rPr>
-      </w:pPr>
-    </w:p>
-    <w:p>
-      <w:pPr>
-        <w:tabs>
-          <w:tab w:val="left" w:pos="720"/>
-        </w:tabs>
-        <w:spacing w:after="0" w:line="240" w:lineRule="auto"/>
-        <w:ind w:firstLine="426"/>
-        <w:jc w:val="thaiDistribute"/>
-        <w:rPr>
-          <w:sz w:val="32"/>
-        </w:rPr>
-      </w:pPr>
-    </w:p>
-    <w:p>
-      <w:pPr>
-        <w:tabs>
-          <w:tab w:val="left" w:pos="720"/>
-        </w:tabs>
-        <w:spacing w:after="0" w:line="240" w:lineRule="auto"/>
-        <w:ind w:firstLine="426"/>
-        <w:jc w:val="right"/>
-        <w:rPr>
-          <w:sz w:val="32"/>
-        </w:rPr>
-      </w:pPr>
-    </w:p>
-    <w:p>
-      <w:pPr>
-        <w:tabs>
-          <w:tab w:val="left" w:pos="720"/>
-        </w:tabs>
-        <w:spacing w:after="0" w:line="240" w:lineRule="auto"/>
-        <w:ind w:firstLine="426"/>
-        <w:jc w:val="thaiDistribute"/>
-        <w:rPr>
-          <w:sz w:val="32"/>
-        </w:rPr>
-      </w:pPr>
-    </w:p>
-    <w:p>
-      <w:pPr>
-        <w:tabs>
-          <w:tab w:val="left" w:pos="720"/>
-        </w:tabs>
-        <w:spacing w:after="0" w:line="240" w:lineRule="auto"/>
-        <w:ind w:firstLine="426"/>
-        <w:jc w:val="thaiDistribute"/>
-        <w:rPr>
-          <w:sz w:val="32"/>
-        </w:rPr>
-      </w:pPr>
-    </w:p>
-    <w:p>
-      <w:pPr>
-        <w:tabs>
-          <w:tab w:val="left" w:pos="720"/>
-        </w:tabs>
-        <w:spacing w:after="0" w:line="240" w:lineRule="auto"/>
-        <w:ind w:firstLine="426"/>
-        <w:jc w:val="thaiDistribute"/>
-        <w:rPr>
-          <w:sz w:val="32"/>
-        </w:rPr>
-      </w:pPr>
-    </w:p>
-    <w:p>
-      <w:pPr>
-        <w:tabs>
-          <w:tab w:val="left" w:pos="720"/>
-        </w:tabs>
-        <w:spacing w:after="0" w:line="240" w:lineRule="auto"/>
-        <w:ind w:firstLine="426"/>
-        <w:jc w:val="thaiDistribute"/>
-        <w:rPr>
-          <w:sz w:val="32"/>
-        </w:rPr>
-      </w:pPr>
-    </w:p>
-    <w:p>
-      <w:pPr>
-        <w:tabs>
-          <w:tab w:val="left" w:pos="720"/>
-        </w:tabs>
-        <w:spacing w:after="0" w:line="240" w:lineRule="auto"/>
-        <w:ind w:firstLine="426"/>
-        <w:jc w:val="thaiDistribute"/>
-        <w:rPr>
-          <w:sz w:val="32"/>
-        </w:rPr>
-      </w:pPr>
-    </w:p>
-    <w:p>
-      <w:pPr>
-        <w:tabs>
-          <w:tab w:val="left" w:pos="720"/>
-        </w:tabs>
-        <w:spacing w:after="0" w:line="240" w:lineRule="auto"/>
-        <w:ind w:firstLine="426"/>
-        <w:jc w:val="thaiDistribute"/>
-        <w:rPr>
-          <w:sz w:val="32"/>
-        </w:rPr>
-      </w:pPr>
-    </w:p>
-    <w:p>
-      <w:pPr>
-        <w:tabs>
-          <w:tab w:val="left" w:pos="720"/>
-        </w:tabs>
-        <w:spacing w:after="0" w:line="240" w:lineRule="auto"/>
-        <w:jc w:val="thaiDistribute"/>
-        <w:rPr>
-          <w:rFonts w:hint="cs"/>
-          <w:sz w:val="32"/>
-        </w:rPr>
-        <w:sectPr>
-          <w:type w:val="continuous"/>
-          <w:pgSz w:w="11906" w:h="16838" w:code="9"/>
-          <w:pgMar w:top="2880" w:right="1440" w:bottom="1440" w:left="2160" w:header="720" w:footer="720" w:gutter="0"/>
-          <w:pgNumType w:start="70"/>
-          <w:cols w:space="720"/>
-          <w:docGrid w:linePitch="360"/>
-        </w:sectPr>
-      </w:pPr>
-    </w:p>
-    <w:p>
-      <w:pPr>
-        <w:tabs>
-          <w:tab w:val="left" w:pos="720"/>
-        </w:tabs>
-        <w:spacing w:after="0" w:line="240" w:lineRule="auto"/>
-        <w:jc w:val="thaiDistribute"/>
-        <w:rPr>
-          <w:rFonts w:hint="cs"/>
-          <w:sz w:val="32"/>
-        </w:rPr>
-      </w:pPr>
     </w:p>
     <w:p>
       <w:pPr>
@@ -866,14 +858,8 @@
       <w:r>
         <w:rPr>
           <w:sz w:val="32"/>
-          <w:cs/>
-        </w:rPr>
-        <w:tab/>
-      </w:r>
-      <w:r>
-        <w:rPr>
-          <w:sz w:val="32"/>
-        </w:rPr>
+        </w:rPr>
+        <w:lastRenderedPageBreak/>
         <w:t>4.1.1</w:t>
       </w:r>
       <w:r>
@@ -1572,6 +1558,20 @@
         </w:rPr>
         <w:t>ผู้ดูแลระบบต้องสมัครสมาชิกโดยกรอกข้อมูล ชื่อที่แสดง เบอร์โทรศัพท์ อีเมล รหัสผ่าน</w:t>
       </w:r>
+    </w:p>
+    <w:p>
+      <w:pPr>
+        <w:tabs>
+          <w:tab w:val="left" w:pos="567"/>
+          <w:tab w:val="left" w:pos="1980"/>
+          <w:tab w:val="left" w:pos="2880"/>
+        </w:tabs>
+        <w:spacing w:after="0" w:line="240" w:lineRule="auto"/>
+        <w:jc w:val="thaiDistribute"/>
+        <w:rPr>
+          <w:sz w:val="32"/>
+        </w:rPr>
+      </w:pPr>
     </w:p>
     <w:p>
       <w:pPr>
@@ -11112,8 +11112,6 @@
       </w:r>
       <w:r>
         <w:rPr>
-          <w:b/>
-          <w:bCs/>
           <w:sz w:val="32"/>
           <w:cs/>
         </w:rPr>
@@ -12024,12 +12022,16 @@
           <w:bCs/>
           <w:sz w:val="32"/>
         </w:rPr>
-        <w:t xml:space="preserve"> (</w:t>
-      </w:r>
-      <w:r>
-        <w:rPr>
-          <w:b/>
-          <w:bCs/>
+        <w:t xml:space="preserve"> </w:t>
+      </w:r>
+      <w:r>
+        <w:rPr>
+          <w:sz w:val="32"/>
+        </w:rPr>
+        <w:t>(</w:t>
+      </w:r>
+      <w:r>
+        <w:rPr>
           <w:sz w:val="32"/>
           <w:cs/>
         </w:rPr>
@@ -13878,12 +13880,16 @@
           <w:bCs/>
           <w:sz w:val="32"/>
         </w:rPr>
-        <w:t xml:space="preserve"> (</w:t>
-      </w:r>
-      <w:r>
-        <w:rPr>
-          <w:b/>
-          <w:bCs/>
+        <w:t xml:space="preserve"> </w:t>
+      </w:r>
+      <w:r>
+        <w:rPr>
+          <w:sz w:val="32"/>
+        </w:rPr>
+        <w:t>(</w:t>
+      </w:r>
+      <w:r>
+        <w:rPr>
           <w:sz w:val="32"/>
           <w:cs/>
         </w:rPr>
@@ -16299,12 +16305,16 @@
           <w:bCs/>
           <w:sz w:val="32"/>
         </w:rPr>
-        <w:t xml:space="preserve"> (</w:t>
-      </w:r>
-      <w:r>
-        <w:rPr>
-          <w:b/>
-          <w:bCs/>
+        <w:t xml:space="preserve"> </w:t>
+      </w:r>
+      <w:r>
+        <w:rPr>
+          <w:sz w:val="32"/>
+        </w:rPr>
+        <w:t>(</w:t>
+      </w:r>
+      <w:r>
+        <w:rPr>
           <w:sz w:val="32"/>
           <w:cs/>
         </w:rPr>
@@ -17712,8 +17722,6 @@
       </w:r>
       <w:r>
         <w:rPr>
-          <w:b/>
-          <w:bCs/>
           <w:sz w:val="32"/>
           <w:cs/>
         </w:rPr>
@@ -19847,11 +19855,21 @@
           <w:sz w:val="32"/>
         </w:rPr>
       </w:pPr>
-      <w:r>
+    </w:p>
+    <w:p>
+      <w:pPr>
+        <w:spacing w:line="240" w:lineRule="auto"/>
         <w:rPr>
           <w:b/>
           <w:bCs/>
           <w:sz w:val="32"/>
+        </w:rPr>
+      </w:pPr>
+      <w:r>
+        <w:rPr>
+          <w:b/>
+          <w:bCs/>
+          <w:sz w:val="32"/>
           <w:cs/>
         </w:rPr>
         <w:lastRenderedPageBreak/>
@@ -19881,12 +19899,16 @@
           <w:bCs/>
           <w:sz w:val="32"/>
         </w:rPr>
-        <w:t xml:space="preserve"> (</w:t>
-      </w:r>
-      <w:r>
-        <w:rPr>
-          <w:b/>
-          <w:bCs/>
+        <w:t xml:space="preserve"> </w:t>
+      </w:r>
+      <w:r>
+        <w:rPr>
+          <w:sz w:val="32"/>
+        </w:rPr>
+        <w:t>(</w:t>
+      </w:r>
+      <w:r>
+        <w:rPr>
           <w:sz w:val="32"/>
           <w:cs/>
         </w:rPr>
@@ -21630,7 +21652,7 @@
       <w:headerReference w:type="default" r:id="rId39"/>
       <w:pgSz w:w="11906" w:h="16838" w:code="9"/>
       <w:pgMar w:top="2160" w:right="1440" w:bottom="1440" w:left="2160" w:header="720" w:footer="720" w:gutter="0"/>
-      <w:pgNumType w:start="94"/>
+      <w:pgNumType w:start="86"/>
       <w:cols w:space="720"/>
       <w:docGrid w:linePitch="360"/>
     </w:sectPr>

--- a/10 บทที่ 4 ใหม่.docx
+++ b/10 บทที่ 4 ใหม่.docx
@@ -1033,6 +1033,19 @@
         </w:rPr>
         <w:t>เข้าสู่ระบบหลังบ้าน</w:t>
       </w:r>
+    </w:p>
+    <w:p>
+      <w:pPr>
+        <w:tabs>
+          <w:tab w:val="left" w:pos="1980"/>
+          <w:tab w:val="left" w:pos="2880"/>
+        </w:tabs>
+        <w:spacing w:after="0" w:line="240" w:lineRule="auto"/>
+        <w:jc w:val="center"/>
+        <w:rPr>
+          <w:sz w:val="32"/>
+        </w:rPr>
+      </w:pPr>
     </w:p>
     <w:p>
       <w:pPr>
@@ -1431,7 +1444,6 @@
         <w:jc w:val="center"/>
         <w:rPr>
           <w:sz w:val="32"/>
-          <w:cs/>
         </w:rPr>
       </w:pPr>
       <w:r>
@@ -1498,6 +1510,20 @@
         </w:rPr>
         <w:t>สมัครสมาชิก</w:t>
       </w:r>
+    </w:p>
+    <w:p>
+      <w:pPr>
+        <w:tabs>
+          <w:tab w:val="left" w:pos="1980"/>
+          <w:tab w:val="left" w:pos="2880"/>
+        </w:tabs>
+        <w:spacing w:after="0" w:line="240" w:lineRule="auto"/>
+        <w:jc w:val="center"/>
+        <w:rPr>
+          <w:sz w:val="32"/>
+          <w:cs/>
+        </w:rPr>
+      </w:pPr>
     </w:p>
     <w:p>
       <w:pPr>
@@ -1558,35 +1584,6 @@
         </w:rPr>
         <w:t>ผู้ดูแลระบบต้องสมัครสมาชิกโดยกรอกข้อมูล ชื่อที่แสดง เบอร์โทรศัพท์ อีเมล รหัสผ่าน</w:t>
       </w:r>
-    </w:p>
-    <w:p>
-      <w:pPr>
-        <w:tabs>
-          <w:tab w:val="left" w:pos="567"/>
-          <w:tab w:val="left" w:pos="1980"/>
-          <w:tab w:val="left" w:pos="2880"/>
-        </w:tabs>
-        <w:spacing w:after="0" w:line="240" w:lineRule="auto"/>
-        <w:jc w:val="thaiDistribute"/>
-        <w:rPr>
-          <w:sz w:val="32"/>
-        </w:rPr>
-      </w:pPr>
-    </w:p>
-    <w:p>
-      <w:pPr>
-        <w:tabs>
-          <w:tab w:val="left" w:pos="567"/>
-          <w:tab w:val="left" w:pos="1980"/>
-          <w:tab w:val="left" w:pos="2880"/>
-        </w:tabs>
-        <w:spacing w:after="0" w:line="240" w:lineRule="auto"/>
-        <w:jc w:val="thaiDistribute"/>
-        <w:rPr>
-          <w:sz w:val="32"/>
-          <w:cs/>
-        </w:rPr>
-      </w:pPr>
     </w:p>
     <w:p>
       <w:pPr>
@@ -1835,7 +1832,6 @@
         <w:jc w:val="center"/>
         <w:rPr>
           <w:sz w:val="32"/>
-          <w:cs/>
         </w:rPr>
       </w:pPr>
       <w:r>
@@ -1908,6 +1904,20 @@
         </w:rPr>
         <w:t>Two-Factor Authentication</w:t>
       </w:r>
+    </w:p>
+    <w:p>
+      <w:pPr>
+        <w:tabs>
+          <w:tab w:val="left" w:pos="1980"/>
+          <w:tab w:val="left" w:pos="2880"/>
+        </w:tabs>
+        <w:spacing w:after="0" w:line="240" w:lineRule="auto"/>
+        <w:jc w:val="center"/>
+        <w:rPr>
+          <w:sz w:val="32"/>
+          <w:cs/>
+        </w:rPr>
+      </w:pPr>
     </w:p>
     <w:p>
       <w:pPr>
@@ -2428,6 +2438,19 @@
     <w:p>
       <w:pPr>
         <w:tabs>
+          <w:tab w:val="left" w:pos="1980"/>
+          <w:tab w:val="left" w:pos="2880"/>
+        </w:tabs>
+        <w:spacing w:after="0" w:line="240" w:lineRule="auto"/>
+        <w:jc w:val="center"/>
+        <w:rPr>
+          <w:sz w:val="32"/>
+        </w:rPr>
+      </w:pPr>
+    </w:p>
+    <w:p>
+      <w:pPr>
+        <w:tabs>
           <w:tab w:val="left" w:pos="567"/>
           <w:tab w:val="left" w:pos="1980"/>
           <w:tab w:val="left" w:pos="2880"/>
@@ -2550,34 +2573,6 @@
         </w:rPr>
         <w:t>เพื่อยืนยันตัวตนในการเข้าสู่ระบบ</w:t>
       </w:r>
-    </w:p>
-    <w:p>
-      <w:pPr>
-        <w:tabs>
-          <w:tab w:val="left" w:pos="567"/>
-          <w:tab w:val="left" w:pos="1980"/>
-          <w:tab w:val="left" w:pos="2880"/>
-        </w:tabs>
-        <w:spacing w:after="0" w:line="240" w:lineRule="auto"/>
-        <w:jc w:val="thaiDistribute"/>
-        <w:rPr>
-          <w:sz w:val="32"/>
-        </w:rPr>
-      </w:pPr>
-    </w:p>
-    <w:p>
-      <w:pPr>
-        <w:tabs>
-          <w:tab w:val="left" w:pos="567"/>
-          <w:tab w:val="left" w:pos="1980"/>
-          <w:tab w:val="left" w:pos="2880"/>
-        </w:tabs>
-        <w:spacing w:after="0" w:line="240" w:lineRule="auto"/>
-        <w:jc w:val="thaiDistribute"/>
-        <w:rPr>
-          <w:sz w:val="32"/>
-        </w:rPr>
-      </w:pPr>
     </w:p>
     <w:p>
       <w:pPr>
@@ -2837,7 +2832,6 @@
         <w:jc w:val="center"/>
         <w:rPr>
           <w:sz w:val="32"/>
-          <w:cs/>
         </w:rPr>
       </w:pPr>
       <w:r>
@@ -2903,6 +2897,19 @@
         </w:rPr>
         <w:t>จัดการรายชื่อพนักงาน</w:t>
       </w:r>
+    </w:p>
+    <w:p>
+      <w:pPr>
+        <w:tabs>
+          <w:tab w:val="left" w:pos="1980"/>
+        </w:tabs>
+        <w:spacing w:after="0" w:line="240" w:lineRule="auto"/>
+        <w:jc w:val="center"/>
+        <w:rPr>
+          <w:sz w:val="32"/>
+          <w:cs/>
+        </w:rPr>
+      </w:pPr>
     </w:p>
     <w:p>
       <w:pPr>
@@ -3310,6 +3317,18 @@
     <w:p>
       <w:pPr>
         <w:tabs>
+          <w:tab w:val="left" w:pos="1980"/>
+        </w:tabs>
+        <w:spacing w:after="0" w:line="240" w:lineRule="auto"/>
+        <w:jc w:val="center"/>
+        <w:rPr>
+          <w:sz w:val="32"/>
+        </w:rPr>
+      </w:pPr>
+    </w:p>
+    <w:p>
+      <w:pPr>
+        <w:tabs>
           <w:tab w:val="left" w:pos="567"/>
         </w:tabs>
         <w:spacing w:after="0" w:line="240" w:lineRule="auto"/>
@@ -3474,30 +3493,6 @@
         </w:rPr>
         <w:t>ของระบบ</w:t>
       </w:r>
-    </w:p>
-    <w:p>
-      <w:pPr>
-        <w:tabs>
-          <w:tab w:val="left" w:pos="567"/>
-        </w:tabs>
-        <w:spacing w:after="0" w:line="240" w:lineRule="auto"/>
-        <w:jc w:val="thaiDistribute"/>
-        <w:rPr>
-          <w:sz w:val="32"/>
-        </w:rPr>
-      </w:pPr>
-    </w:p>
-    <w:p>
-      <w:pPr>
-        <w:tabs>
-          <w:tab w:val="left" w:pos="567"/>
-        </w:tabs>
-        <w:spacing w:after="0" w:line="240" w:lineRule="auto"/>
-        <w:jc w:val="thaiDistribute"/>
-        <w:rPr>
-          <w:sz w:val="32"/>
-        </w:rPr>
-      </w:pPr>
     </w:p>
     <w:p>
       <w:pPr>
@@ -3802,6 +3797,18 @@
     <w:p>
       <w:pPr>
         <w:tabs>
+          <w:tab w:val="left" w:pos="1980"/>
+        </w:tabs>
+        <w:spacing w:after="0" w:line="240" w:lineRule="auto"/>
+        <w:jc w:val="center"/>
+        <w:rPr>
+          <w:sz w:val="32"/>
+        </w:rPr>
+      </w:pPr>
+    </w:p>
+    <w:p>
+      <w:pPr>
+        <w:tabs>
           <w:tab w:val="left" w:pos="567"/>
           <w:tab w:val="left" w:pos="1980"/>
         </w:tabs>
@@ -3895,32 +3902,20 @@
           <w:sz w:val="32"/>
         </w:rPr>
       </w:pPr>
-    </w:p>
-    <w:p>
-      <w:pPr>
-        <w:tabs>
-          <w:tab w:val="left" w:pos="567"/>
-          <w:tab w:val="left" w:pos="1980"/>
-        </w:tabs>
-        <w:spacing w:after="0" w:line="240" w:lineRule="auto"/>
-        <w:rPr>
-          <w:sz w:val="32"/>
-        </w:rPr>
-      </w:pPr>
       <w:r>
         <w:rPr>
           <w:noProof/>
         </w:rPr>
         <w:drawing>
-          <wp:anchor distT="0" distB="0" distL="114300" distR="114300" simplePos="0" relativeHeight="251661312" behindDoc="0" locked="0" layoutInCell="1" allowOverlap="1" wp14:anchorId="0594B445" wp14:editId="58050DE5">
+          <wp:anchor distT="0" distB="0" distL="114300" distR="114300" simplePos="0" relativeHeight="251661312" behindDoc="0" locked="0" layoutInCell="1" allowOverlap="1" wp14:anchorId="0594B445" wp14:editId="0D3A9B40">
             <wp:simplePos x="0" y="0"/>
             <wp:positionH relativeFrom="margin">
               <wp:align>right</wp:align>
             </wp:positionH>
             <wp:positionV relativeFrom="paragraph">
-              <wp:posOffset>10436</wp:posOffset>
+              <wp:posOffset>163953</wp:posOffset>
             </wp:positionV>
-            <wp:extent cx="5351228" cy="2633498"/>
+            <wp:extent cx="5351145" cy="2633345"/>
             <wp:effectExtent l="0" t="0" r="1905" b="0"/>
             <wp:wrapNone/>
             <wp:docPr id="5" name="Picture 5"/>
@@ -3949,7 +3944,7 @@
                   <pic:spPr>
                     <a:xfrm>
                       <a:off x="0" y="0"/>
-                      <a:ext cx="5351228" cy="2633498"/>
+                      <a:ext cx="5351145" cy="2633345"/>
                     </a:xfrm>
                     <a:prstGeom prst="rect">
                       <a:avLst/>
@@ -4181,6 +4176,18 @@
     <w:p>
       <w:pPr>
         <w:tabs>
+          <w:tab w:val="left" w:pos="1980"/>
+        </w:tabs>
+        <w:spacing w:after="0" w:line="240" w:lineRule="auto"/>
+        <w:jc w:val="center"/>
+        <w:rPr>
+          <w:sz w:val="32"/>
+        </w:rPr>
+      </w:pPr>
+    </w:p>
+    <w:p>
+      <w:pPr>
+        <w:tabs>
           <w:tab w:val="left" w:pos="567"/>
           <w:tab w:val="left" w:pos="1980"/>
         </w:tabs>
@@ -4250,18 +4257,6 @@
         </w:rPr>
         <w:t>เพิ่ม ลบ แก้ไข ความสัมพันธ์ระหว่างแผนกและตำแหน่งงานได้</w:t>
       </w:r>
-    </w:p>
-    <w:p>
-      <w:pPr>
-        <w:tabs>
-          <w:tab w:val="left" w:pos="567"/>
-          <w:tab w:val="left" w:pos="1980"/>
-        </w:tabs>
-        <w:spacing w:after="0" w:line="240" w:lineRule="auto"/>
-        <w:rPr>
-          <w:sz w:val="32"/>
-        </w:rPr>
-      </w:pPr>
     </w:p>
     <w:p>
       <w:pPr>
@@ -4504,6 +4499,18 @@
     <w:p>
       <w:pPr>
         <w:tabs>
+          <w:tab w:val="left" w:pos="1980"/>
+        </w:tabs>
+        <w:spacing w:after="0" w:line="240" w:lineRule="auto"/>
+        <w:jc w:val="center"/>
+        <w:rPr>
+          <w:sz w:val="32"/>
+        </w:rPr>
+      </w:pPr>
+    </w:p>
+    <w:p>
+      <w:pPr>
+        <w:tabs>
           <w:tab w:val="left" w:pos="567"/>
           <w:tab w:val="left" w:pos="1980"/>
         </w:tabs>
@@ -4573,18 +4580,6 @@
         </w:rPr>
         <w:t>เพิ่ม ลบ แก้ไข ประเภทพฤติกรรมพนักงานได้</w:t>
       </w:r>
-    </w:p>
-    <w:p>
-      <w:pPr>
-        <w:tabs>
-          <w:tab w:val="left" w:pos="567"/>
-          <w:tab w:val="left" w:pos="1980"/>
-        </w:tabs>
-        <w:spacing w:after="0" w:line="240" w:lineRule="auto"/>
-        <w:rPr>
-          <w:sz w:val="32"/>
-        </w:rPr>
-      </w:pPr>
     </w:p>
     <w:p>
       <w:pPr>
@@ -4890,6 +4885,18 @@
     <w:p>
       <w:pPr>
         <w:tabs>
+          <w:tab w:val="left" w:pos="1980"/>
+        </w:tabs>
+        <w:spacing w:after="0" w:line="240" w:lineRule="auto"/>
+        <w:jc w:val="center"/>
+        <w:rPr>
+          <w:sz w:val="32"/>
+        </w:rPr>
+      </w:pPr>
+    </w:p>
+    <w:p>
+      <w:pPr>
+        <w:tabs>
           <w:tab w:val="left" w:pos="567"/>
           <w:tab w:val="left" w:pos="1980"/>
         </w:tabs>
@@ -4968,15 +4975,6 @@
         </w:rPr>
         <w:t>เพิ่ม ลบ แก้ไข บันทึกพฤติกรรมพนักงานได้</w:t>
       </w:r>
-    </w:p>
-    <w:p>
-      <w:pPr>
-        <w:spacing w:after="0" w:line="240" w:lineRule="auto"/>
-        <w:jc w:val="thaiDistribute"/>
-        <w:rPr>
-          <w:sz w:val="32"/>
-        </w:rPr>
-      </w:pPr>
     </w:p>
     <w:p>
       <w:pPr>
@@ -5139,7 +5137,6 @@
         <w:jc w:val="center"/>
         <w:rPr>
           <w:sz w:val="32"/>
-          <w:cs/>
         </w:rPr>
       </w:pPr>
       <w:r>
@@ -5227,6 +5224,19 @@
         </w:rPr>
         <w:t>LINE LIFF</w:t>
       </w:r>
+    </w:p>
+    <w:p>
+      <w:pPr>
+        <w:tabs>
+          <w:tab w:val="left" w:pos="3060"/>
+        </w:tabs>
+        <w:spacing w:after="0" w:line="240" w:lineRule="auto"/>
+        <w:jc w:val="center"/>
+        <w:rPr>
+          <w:sz w:val="32"/>
+          <w:cs/>
+        </w:rPr>
+      </w:pPr>
     </w:p>
     <w:p>
       <w:pPr>
@@ -5511,6 +5521,15 @@
     </w:p>
     <w:p>
       <w:pPr>
+        <w:spacing w:after="0" w:line="240" w:lineRule="auto"/>
+        <w:jc w:val="center"/>
+        <w:rPr>
+          <w:sz w:val="32"/>
+        </w:rPr>
+      </w:pPr>
+    </w:p>
+    <w:p>
+      <w:pPr>
         <w:tabs>
           <w:tab w:val="left" w:pos="567"/>
         </w:tabs>
@@ -5680,7 +5699,6 @@
         <w:rPr>
           <w:color w:val="000000" w:themeColor="text1"/>
           <w:sz w:val="32"/>
-          <w:cs/>
         </w:rPr>
       </w:pPr>
       <w:r>
@@ -5748,6 +5766,20 @@
         </w:rPr>
         <w:t>หน้าการแจ้งเตือนกำหนดการประชุมล่วงหน้า</w:t>
       </w:r>
+    </w:p>
+    <w:p>
+      <w:pPr>
+        <w:tabs>
+          <w:tab w:val="left" w:pos="3060"/>
+        </w:tabs>
+        <w:spacing w:after="0" w:line="240" w:lineRule="auto"/>
+        <w:jc w:val="center"/>
+        <w:rPr>
+          <w:color w:val="000000" w:themeColor="text1"/>
+          <w:sz w:val="32"/>
+          <w:cs/>
+        </w:rPr>
+      </w:pPr>
     </w:p>
     <w:p>
       <w:pPr>
@@ -6044,6 +6076,15 @@
         </w:rPr>
         <w:t xml:space="preserve"> (RAG AI)</w:t>
       </w:r>
+    </w:p>
+    <w:p>
+      <w:pPr>
+        <w:spacing w:after="0" w:line="240" w:lineRule="auto"/>
+        <w:jc w:val="center"/>
+        <w:rPr>
+          <w:sz w:val="32"/>
+        </w:rPr>
+      </w:pPr>
     </w:p>
     <w:p>
       <w:pPr>
@@ -6233,7 +6274,6 @@
         <w:jc w:val="center"/>
         <w:rPr>
           <w:sz w:val="32"/>
-          <w:cs/>
         </w:rPr>
       </w:pPr>
       <w:r>
@@ -6307,6 +6347,19 @@
         </w:rPr>
         <w:t>Line Official Account</w:t>
       </w:r>
+    </w:p>
+    <w:p>
+      <w:pPr>
+        <w:tabs>
+          <w:tab w:val="left" w:pos="3060"/>
+        </w:tabs>
+        <w:spacing w:after="0" w:line="240" w:lineRule="auto"/>
+        <w:jc w:val="center"/>
+        <w:rPr>
+          <w:sz w:val="32"/>
+          <w:cs/>
+        </w:rPr>
+      </w:pPr>
     </w:p>
     <w:p>
       <w:pPr>
@@ -6490,7 +6543,6 @@
         <w:jc w:val="center"/>
         <w:rPr>
           <w:sz w:val="32"/>
-          <w:cs/>
         </w:rPr>
       </w:pPr>
       <w:r>
@@ -6558,6 +6610,16 @@
     </w:p>
     <w:p>
       <w:pPr>
+        <w:spacing w:after="0" w:line="240" w:lineRule="auto"/>
+        <w:jc w:val="center"/>
+        <w:rPr>
+          <w:sz w:val="32"/>
+          <w:cs/>
+        </w:rPr>
+      </w:pPr>
+    </w:p>
+    <w:p>
+      <w:pPr>
         <w:tabs>
           <w:tab w:val="left" w:pos="567"/>
         </w:tabs>
@@ -6631,28 +6693,6 @@
         <w:tabs>
           <w:tab w:val="left" w:pos="567"/>
         </w:tabs>
-        <w:spacing w:after="0" w:line="240" w:lineRule="auto"/>
-        <w:jc w:val="thaiDistribute"/>
-        <w:rPr>
-          <w:sz w:val="32"/>
-        </w:rPr>
-      </w:pPr>
-    </w:p>
-    <w:p>
-      <w:pPr>
-        <w:tabs>
-          <w:tab w:val="left" w:pos="567"/>
-        </w:tabs>
-        <w:spacing w:after="0" w:line="240" w:lineRule="auto"/>
-        <w:jc w:val="thaiDistribute"/>
-        <w:rPr>
-          <w:sz w:val="32"/>
-          <w:cs/>
-        </w:rPr>
-      </w:pPr>
-    </w:p>
-    <w:p>
-      <w:pPr>
         <w:spacing w:after="0" w:line="240" w:lineRule="auto"/>
         <w:jc w:val="thaiDistribute"/>
         <w:rPr>
@@ -6926,7 +6966,6 @@
         <w:jc w:val="center"/>
         <w:rPr>
           <w:sz w:val="32"/>
-          <w:cs/>
         </w:rPr>
       </w:pPr>
       <w:r>
@@ -7001,6 +7040,16 @@
         </w:rPr>
         <w:t>ส่งเอกสารการจ่ายเงินเดือน</w:t>
       </w:r>
+    </w:p>
+    <w:p>
+      <w:pPr>
+        <w:spacing w:after="0" w:line="240" w:lineRule="auto"/>
+        <w:jc w:val="center"/>
+        <w:rPr>
+          <w:sz w:val="32"/>
+          <w:cs/>
+        </w:rPr>
+      </w:pPr>
     </w:p>
     <w:p>
       <w:pPr>
@@ -7159,7 +7208,6 @@
         <w:jc w:val="center"/>
         <w:rPr>
           <w:sz w:val="32"/>
-          <w:cs/>
         </w:rPr>
       </w:pPr>
       <w:r>
@@ -7240,6 +7288,19 @@
         </w:rPr>
         <w:t>์</w:t>
       </w:r>
+    </w:p>
+    <w:p>
+      <w:pPr>
+        <w:tabs>
+          <w:tab w:val="left" w:pos="3060"/>
+        </w:tabs>
+        <w:spacing w:after="0" w:line="240" w:lineRule="auto"/>
+        <w:jc w:val="center"/>
+        <w:rPr>
+          <w:sz w:val="32"/>
+          <w:cs/>
+        </w:rPr>
+      </w:pPr>
     </w:p>
     <w:p>
       <w:pPr>
@@ -7399,7 +7460,6 @@
         <w:jc w:val="center"/>
         <w:rPr>
           <w:sz w:val="32"/>
-          <w:cs/>
         </w:rPr>
       </w:pPr>
       <w:r>
@@ -7472,6 +7532,16 @@
         </w:rPr>
         <w:t>ตรวจสอบความประพฤติของตนเอง</w:t>
       </w:r>
+    </w:p>
+    <w:p>
+      <w:pPr>
+        <w:spacing w:after="0" w:line="240" w:lineRule="auto"/>
+        <w:jc w:val="center"/>
+        <w:rPr>
+          <w:sz w:val="32"/>
+          <w:cs/>
+        </w:rPr>
+      </w:pPr>
     </w:p>
     <w:p>
       <w:pPr>
@@ -7610,7 +7680,6 @@
         <w:jc w:val="center"/>
         <w:rPr>
           <w:sz w:val="32"/>
-          <w:cs/>
         </w:rPr>
       </w:pPr>
       <w:bookmarkStart w:id="4" w:name="_Hlk227989220"/>
@@ -7669,6 +7738,20 @@
         </w:rPr>
         <w:t>หน้าตรวจสอบสัญญาจ้างของตนเอง</w:t>
       </w:r>
+    </w:p>
+    <w:p>
+      <w:pPr>
+        <w:tabs>
+          <w:tab w:val="left" w:pos="2160"/>
+          <w:tab w:val="left" w:pos="3060"/>
+        </w:tabs>
+        <w:spacing w:after="0" w:line="240" w:lineRule="auto"/>
+        <w:jc w:val="center"/>
+        <w:rPr>
+          <w:sz w:val="32"/>
+          <w:cs/>
+        </w:rPr>
+      </w:pPr>
     </w:p>
     <w:p>
       <w:pPr>
@@ -7895,6 +7978,18 @@
         </w:rPr>
         <w:t>การเรียกดูเอกสารหนังสือรับรองการหักภาษี ณ ที่จ่าย (ทวิ 50)</w:t>
       </w:r>
+    </w:p>
+    <w:p>
+      <w:pPr>
+        <w:tabs>
+          <w:tab w:val="left" w:pos="567"/>
+        </w:tabs>
+        <w:spacing w:after="0" w:line="240" w:lineRule="auto"/>
+        <w:jc w:val="center"/>
+        <w:rPr>
+          <w:sz w:val="32"/>
+        </w:rPr>
+      </w:pPr>
     </w:p>
     <w:p>
       <w:pPr>
@@ -8217,7 +8312,6 @@
         <w:jc w:val="center"/>
         <w:rPr>
           <w:sz w:val="32"/>
-          <w:cs/>
         </w:rPr>
       </w:pPr>
       <w:r>
@@ -8307,6 +8401,20 @@
     <w:p>
       <w:pPr>
         <w:tabs>
+          <w:tab w:val="left" w:pos="2160"/>
+          <w:tab w:val="left" w:pos="3060"/>
+        </w:tabs>
+        <w:spacing w:after="0" w:line="240" w:lineRule="auto"/>
+        <w:jc w:val="center"/>
+        <w:rPr>
+          <w:sz w:val="32"/>
+          <w:cs/>
+        </w:rPr>
+      </w:pPr>
+    </w:p>
+    <w:p>
+      <w:pPr>
+        <w:tabs>
           <w:tab w:val="left" w:pos="567"/>
         </w:tabs>
         <w:spacing w:after="0" w:line="240" w:lineRule="auto"/>
@@ -8388,30 +8496,6 @@
         </w:rPr>
         <w:t>แล้วกดสร้างการประชุม</w:t>
       </w:r>
-    </w:p>
-    <w:p>
-      <w:pPr>
-        <w:tabs>
-          <w:tab w:val="left" w:pos="567"/>
-        </w:tabs>
-        <w:spacing w:after="0" w:line="240" w:lineRule="auto"/>
-        <w:jc w:val="thaiDistribute"/>
-        <w:rPr>
-          <w:sz w:val="32"/>
-        </w:rPr>
-      </w:pPr>
-    </w:p>
-    <w:p>
-      <w:pPr>
-        <w:tabs>
-          <w:tab w:val="left" w:pos="567"/>
-        </w:tabs>
-        <w:spacing w:after="0" w:line="240" w:lineRule="auto"/>
-        <w:jc w:val="thaiDistribute"/>
-        <w:rPr>
-          <w:sz w:val="32"/>
-        </w:rPr>
-      </w:pPr>
     </w:p>
     <w:p>
       <w:pPr>
@@ -8694,7 +8778,6 @@
         <w:jc w:val="center"/>
         <w:rPr>
           <w:sz w:val="32"/>
-          <w:cs/>
         </w:rPr>
       </w:pPr>
       <w:r>
@@ -8764,6 +8847,20 @@
     <w:p>
       <w:pPr>
         <w:tabs>
+          <w:tab w:val="left" w:pos="2160"/>
+          <w:tab w:val="left" w:pos="3060"/>
+        </w:tabs>
+        <w:spacing w:after="0" w:line="240" w:lineRule="auto"/>
+        <w:jc w:val="center"/>
+        <w:rPr>
+          <w:sz w:val="32"/>
+          <w:cs/>
+        </w:rPr>
+      </w:pPr>
+    </w:p>
+    <w:p>
+      <w:pPr>
+        <w:tabs>
           <w:tab w:val="left" w:pos="567"/>
         </w:tabs>
         <w:spacing w:after="0" w:line="240" w:lineRule="auto"/>
@@ -8857,8 +8954,10 @@
     </w:p>
     <w:p>
       <w:pPr>
-        <w:spacing w:after="0" w:line="240" w:lineRule="auto"/>
-        <w:ind w:firstLine="900"/>
+        <w:tabs>
+          <w:tab w:val="left" w:pos="567"/>
+        </w:tabs>
+        <w:spacing w:after="0" w:line="240" w:lineRule="auto"/>
         <w:jc w:val="thaiDistribute"/>
         <w:rPr>
           <w:sz w:val="32"/>
@@ -9072,6 +9171,18 @@
         </w:rPr>
         <w:t>์</w:t>
       </w:r>
+    </w:p>
+    <w:p>
+      <w:pPr>
+        <w:tabs>
+          <w:tab w:val="left" w:pos="540"/>
+        </w:tabs>
+        <w:spacing w:after="0" w:line="240" w:lineRule="auto"/>
+        <w:jc w:val="center"/>
+        <w:rPr>
+          <w:sz w:val="32"/>
+        </w:rPr>
+      </w:pPr>
     </w:p>
     <w:p>
       <w:pPr>
@@ -9323,6 +9434,18 @@
     <w:p>
       <w:pPr>
         <w:tabs>
+          <w:tab w:val="left" w:pos="540"/>
+        </w:tabs>
+        <w:spacing w:after="0" w:line="240" w:lineRule="auto"/>
+        <w:jc w:val="center"/>
+        <w:rPr>
+          <w:sz w:val="32"/>
+        </w:rPr>
+      </w:pPr>
+    </w:p>
+    <w:p>
+      <w:pPr>
+        <w:tabs>
           <w:tab w:val="left" w:pos="567"/>
         </w:tabs>
         <w:spacing w:after="0" w:line="240" w:lineRule="auto"/>
@@ -9515,43 +9638,18 @@
           <w:sz w:val="32"/>
         </w:rPr>
       </w:pPr>
-    </w:p>
-    <w:p>
-      <w:pPr>
-        <w:tabs>
-          <w:tab w:val="left" w:pos="567"/>
-        </w:tabs>
-        <w:spacing w:after="0" w:line="240" w:lineRule="auto"/>
-        <w:jc w:val="thaiDistribute"/>
-        <w:rPr>
-          <w:sz w:val="32"/>
-        </w:rPr>
-      </w:pPr>
-    </w:p>
-    <w:p>
-      <w:pPr>
-        <w:tabs>
-          <w:tab w:val="left" w:pos="540"/>
-        </w:tabs>
-        <w:spacing w:after="0" w:line="240" w:lineRule="auto"/>
-        <w:jc w:val="thaiDistribute"/>
-        <w:rPr>
-          <w:sz w:val="32"/>
-          <w:cs/>
-        </w:rPr>
-      </w:pPr>
       <w:r>
         <w:rPr>
           <w:noProof/>
         </w:rPr>
         <w:drawing>
-          <wp:anchor distT="0" distB="0" distL="114300" distR="114300" simplePos="0" relativeHeight="251673600" behindDoc="0" locked="0" layoutInCell="1" allowOverlap="1" wp14:anchorId="123F8072" wp14:editId="5DC7F090">
+          <wp:anchor distT="0" distB="0" distL="114300" distR="114300" simplePos="0" relativeHeight="251673600" behindDoc="0" locked="0" layoutInCell="1" allowOverlap="1" wp14:anchorId="123F8072" wp14:editId="5581A62A">
             <wp:simplePos x="0" y="0"/>
             <wp:positionH relativeFrom="margin">
-              <wp:align>right</wp:align>
+              <wp:align>left</wp:align>
             </wp:positionH>
             <wp:positionV relativeFrom="paragraph">
-              <wp:posOffset>60455</wp:posOffset>
+              <wp:posOffset>10416</wp:posOffset>
             </wp:positionV>
             <wp:extent cx="5319423" cy="1496703"/>
             <wp:effectExtent l="0" t="0" r="0" b="8255"/>
@@ -9609,6 +9707,19 @@
         <w:spacing w:after="0" w:line="240" w:lineRule="auto"/>
         <w:jc w:val="thaiDistribute"/>
         <w:rPr>
+          <w:sz w:val="32"/>
+          <w:cs/>
+        </w:rPr>
+      </w:pPr>
+    </w:p>
+    <w:p>
+      <w:pPr>
+        <w:tabs>
+          <w:tab w:val="left" w:pos="540"/>
+        </w:tabs>
+        <w:spacing w:after="0" w:line="240" w:lineRule="auto"/>
+        <w:jc w:val="thaiDistribute"/>
+        <w:rPr>
           <w:b/>
           <w:bCs/>
           <w:sz w:val="32"/>
@@ -9691,53 +9802,39 @@
           <w:tab w:val="left" w:pos="540"/>
         </w:tabs>
         <w:spacing w:after="0" w:line="240" w:lineRule="auto"/>
-        <w:jc w:val="thaiDistribute"/>
-        <w:rPr>
+        <w:jc w:val="center"/>
+        <w:rPr>
+          <w:sz w:val="32"/>
+        </w:rPr>
+      </w:pPr>
+      <w:r>
+        <w:rPr>
+          <w:rFonts w:hint="cs"/>
           <w:b/>
           <w:bCs/>
           <w:sz w:val="32"/>
-        </w:rPr>
-      </w:pPr>
-    </w:p>
-    <w:p>
-      <w:pPr>
-        <w:tabs>
-          <w:tab w:val="left" w:pos="540"/>
-        </w:tabs>
-        <w:spacing w:after="0" w:line="240" w:lineRule="auto"/>
-        <w:jc w:val="thaiDistribute"/>
-        <w:rPr>
+          <w:cs/>
+        </w:rPr>
+        <w:t>ภาพที่</w:t>
+      </w:r>
+      <w:r>
+        <w:rPr>
+          <w:rFonts w:hint="cs"/>
           <w:b/>
           <w:bCs/>
           <w:sz w:val="32"/>
-        </w:rPr>
-      </w:pPr>
-    </w:p>
-    <w:p>
-      <w:pPr>
-        <w:tabs>
-          <w:tab w:val="left" w:pos="540"/>
-        </w:tabs>
-        <w:spacing w:after="0" w:line="240" w:lineRule="auto"/>
-        <w:jc w:val="thaiDistribute"/>
+          <w:cs/>
+        </w:rPr>
+        <w:t xml:space="preserve"> </w:t>
+      </w:r>
+      <w:r>
         <w:rPr>
           <w:b/>
           <w:bCs/>
           <w:sz w:val="32"/>
         </w:rPr>
-      </w:pPr>
-    </w:p>
-    <w:p>
-      <w:pPr>
-        <w:tabs>
-          <w:tab w:val="left" w:pos="540"/>
-        </w:tabs>
-        <w:spacing w:after="0" w:line="240" w:lineRule="auto"/>
-        <w:jc w:val="center"/>
-        <w:rPr>
-          <w:sz w:val="32"/>
-        </w:rPr>
-      </w:pPr>
+        <w:t>4-</w:t>
+      </w:r>
       <w:r>
         <w:rPr>
           <w:rFonts w:hint="cs"/>
@@ -9746,13 +9843,12 @@
           <w:sz w:val="32"/>
           <w:cs/>
         </w:rPr>
-        <w:t>ภาพที่</w:t>
-      </w:r>
-      <w:r>
-        <w:rPr>
-          <w:rFonts w:hint="cs"/>
-          <w:b/>
-          <w:bCs/>
+        <w:t>26</w:t>
+      </w:r>
+      <w:r>
+        <w:rPr>
+          <w:rFonts w:hint="cs"/>
+          <w:color w:val="FFFFFF" w:themeColor="background1"/>
           <w:sz w:val="32"/>
           <w:cs/>
         </w:rPr>
@@ -9760,39 +9856,24 @@
       </w:r>
       <w:r>
         <w:rPr>
-          <w:b/>
-          <w:bCs/>
-          <w:sz w:val="32"/>
-        </w:rPr>
-        <w:t>4-</w:t>
-      </w:r>
-      <w:r>
-        <w:rPr>
-          <w:rFonts w:hint="cs"/>
-          <w:b/>
-          <w:bCs/>
-          <w:sz w:val="32"/>
-          <w:cs/>
-        </w:rPr>
-        <w:t>26</w:t>
-      </w:r>
-      <w:r>
-        <w:rPr>
-          <w:rFonts w:hint="cs"/>
-          <w:color w:val="FFFFFF" w:themeColor="background1"/>
-          <w:sz w:val="32"/>
-          <w:cs/>
-        </w:rPr>
-        <w:t xml:space="preserve"> </w:t>
-      </w:r>
-      <w:r>
-        <w:rPr>
           <w:rFonts w:hint="cs"/>
           <w:sz w:val="32"/>
           <w:cs/>
         </w:rPr>
         <w:t>หน้าตรวจสอบรายงานสรุปพฤติกรรมบันทึกเวลาเข้าออกงาน</w:t>
       </w:r>
+    </w:p>
+    <w:p>
+      <w:pPr>
+        <w:tabs>
+          <w:tab w:val="left" w:pos="540"/>
+        </w:tabs>
+        <w:spacing w:after="0" w:line="240" w:lineRule="auto"/>
+        <w:jc w:val="center"/>
+        <w:rPr>
+          <w:sz w:val="32"/>
+        </w:rPr>
+      </w:pPr>
     </w:p>
     <w:p>
       <w:pPr>
@@ -10117,6 +10198,18 @@
         </w:rPr>
         <w:t>หน้าการจัดการนำเข้าข้อมูลเอกสารสรุปการจ่ายเงินเดือน</w:t>
       </w:r>
+    </w:p>
+    <w:p>
+      <w:pPr>
+        <w:tabs>
+          <w:tab w:val="left" w:pos="567"/>
+        </w:tabs>
+        <w:spacing w:after="0" w:line="240" w:lineRule="auto"/>
+        <w:jc w:val="center"/>
+        <w:rPr>
+          <w:sz w:val="32"/>
+        </w:rPr>
+      </w:pPr>
     </w:p>
     <w:p>
       <w:pPr>
@@ -10570,6 +10663,18 @@
     <w:p>
       <w:pPr>
         <w:tabs>
+          <w:tab w:val="left" w:pos="540"/>
+        </w:tabs>
+        <w:spacing w:after="0" w:line="240" w:lineRule="auto"/>
+        <w:jc w:val="center"/>
+        <w:rPr>
+          <w:sz w:val="32"/>
+        </w:rPr>
+      </w:pPr>
+    </w:p>
+    <w:p>
+      <w:pPr>
+        <w:tabs>
           <w:tab w:val="left" w:pos="567"/>
         </w:tabs>
         <w:spacing w:after="0" w:line="240" w:lineRule="auto"/>
@@ -10825,6 +10930,18 @@
     <w:p>
       <w:pPr>
         <w:tabs>
+          <w:tab w:val="left" w:pos="540"/>
+        </w:tabs>
+        <w:spacing w:after="0" w:line="240" w:lineRule="auto"/>
+        <w:jc w:val="center"/>
+        <w:rPr>
+          <w:sz w:val="32"/>
+        </w:rPr>
+      </w:pPr>
+    </w:p>
+    <w:p>
+      <w:pPr>
+        <w:tabs>
           <w:tab w:val="left" w:pos="567"/>
         </w:tabs>
         <w:spacing w:after="0" w:line="240" w:lineRule="auto"/>
@@ -11997,7 +12114,6 @@
           <w:sz w:val="32"/>
           <w:cs/>
         </w:rPr>
-        <w:lastRenderedPageBreak/>
         <w:t xml:space="preserve">ตารางที่ </w:t>
       </w:r>
       <w:r>
@@ -12015,6 +12131,21 @@
           <w:sz w:val="32"/>
         </w:rPr>
         <w:t>1</w:t>
+      </w:r>
+      <w:r>
+        <w:rPr>
+          <w:b/>
+          <w:bCs/>
+          <w:sz w:val="32"/>
+        </w:rPr>
+        <w:t xml:space="preserve"> </w:t>
+      </w:r>
+      <w:r>
+        <w:rPr>
+          <w:sz w:val="32"/>
+          <w:cs/>
+        </w:rPr>
+        <w:t>ผลการประเมินประสิทธิภาพของระบบผู้ช่วยแบบตัวแทนเชิงปัญญาประดิษฐ์สำหรับองค์กร</w:t>
       </w:r>
       <w:r>
         <w:rPr>
@@ -13855,7 +13986,6 @@
           <w:sz w:val="32"/>
           <w:cs/>
         </w:rPr>
-        <w:lastRenderedPageBreak/>
         <w:t xml:space="preserve">ตารางที่ </w:t>
       </w:r>
       <w:r>
@@ -13873,6 +14003,29 @@
           <w:sz w:val="32"/>
         </w:rPr>
         <w:t>1</w:t>
+      </w:r>
+      <w:r>
+        <w:rPr>
+          <w:b/>
+          <w:bCs/>
+          <w:sz w:val="32"/>
+        </w:rPr>
+        <w:t xml:space="preserve"> </w:t>
+      </w:r>
+      <w:r>
+        <w:rPr>
+          <w:rFonts w:hint="cs"/>
+          <w:sz w:val="32"/>
+          <w:cs/>
+        </w:rPr>
+        <w:t>ผ</w:t>
+      </w:r>
+      <w:r>
+        <w:rPr>
+          <w:sz w:val="32"/>
+          <w:cs/>
+        </w:rPr>
+        <w:t>ลการประเมินประสิทธิภาพของระบบผู้ช่วยแบบตัวแทนเชิงปัญญาประดิษฐ์สำหรับองค์กร</w:t>
       </w:r>
       <w:r>
         <w:rPr>
@@ -16280,7 +16433,6 @@
           <w:sz w:val="32"/>
           <w:cs/>
         </w:rPr>
-        <w:lastRenderedPageBreak/>
         <w:t xml:space="preserve">ตารางที่ </w:t>
       </w:r>
       <w:r>
@@ -16301,9 +16453,28 @@
       </w:r>
       <w:r>
         <w:rPr>
+          <w:rFonts w:hint="cs"/>
           <w:b/>
           <w:bCs/>
           <w:sz w:val="32"/>
+          <w:cs/>
+        </w:rPr>
+        <w:t xml:space="preserve"> </w:t>
+      </w:r>
+      <w:r>
+        <w:rPr>
+          <w:sz w:val="32"/>
+          <w:cs/>
+        </w:rPr>
+        <w:t>ผลการประเมินประสิทธิภาพของระบบผู้ช่วยแบบตัวแทนเชิงปัญญาประดิษฐ์สำหรับองค์กร</w:t>
+      </w:r>
+      <w:r>
+        <w:rPr>
+          <w:rFonts w:hint="cs"/>
+          <w:b/>
+          <w:bCs/>
+          <w:sz w:val="32"/>
+          <w:cs/>
         </w:rPr>
         <w:t xml:space="preserve"> </w:t>
       </w:r>
@@ -17565,43 +17736,7 @@
         <w:spacing w:after="0" w:line="240" w:lineRule="auto"/>
         <w:jc w:val="thaiDistribute"/>
         <w:rPr>
-          <w:rFonts w:eastAsia="Times New Roman"/>
-          <w:kern w:val="0"/>
-          <w:sz w:val="32"/>
-          <w14:ligatures w14:val="none"/>
-        </w:rPr>
-      </w:pPr>
-    </w:p>
-    <w:p>
-      <w:pPr>
-        <w:spacing w:after="0" w:line="240" w:lineRule="auto"/>
-        <w:jc w:val="thaiDistribute"/>
-        <w:rPr>
-          <w:rFonts w:eastAsia="Times New Roman"/>
-          <w:kern w:val="0"/>
-          <w:sz w:val="32"/>
-          <w14:ligatures w14:val="none"/>
-        </w:rPr>
-      </w:pPr>
-    </w:p>
-    <w:p>
-      <w:pPr>
-        <w:spacing w:after="0" w:line="240" w:lineRule="auto"/>
-        <w:jc w:val="thaiDistribute"/>
-        <w:rPr>
-          <w:rFonts w:eastAsia="Times New Roman"/>
-          <w:kern w:val="0"/>
-          <w:sz w:val="32"/>
-          <w14:ligatures w14:val="none"/>
-        </w:rPr>
-      </w:pPr>
-    </w:p>
-    <w:p>
-      <w:pPr>
-        <w:spacing w:after="0" w:line="240" w:lineRule="auto"/>
-        <w:jc w:val="thaiDistribute"/>
-        <w:rPr>
-          <w:rFonts w:eastAsia="Times New Roman"/>
+          <w:rFonts w:eastAsia="Times New Roman" w:hint="cs"/>
           <w:kern w:val="0"/>
           <w:sz w:val="32"/>
           <w14:ligatures w14:val="none"/>
@@ -17725,7 +17860,22 @@
           <w:sz w:val="32"/>
           <w:cs/>
         </w:rPr>
-        <w:t>ผลการประเมินความพึงพอใจของผู้ช่วยแบบตัวแทนเชิงปัญญาประดิษฐ์สำหรับองค์กร</w:t>
+        <w:t>ผลการประเมินความพึงพอใจของ</w:t>
+      </w:r>
+      <w:r>
+        <w:rPr>
+          <w:rFonts w:hint="cs"/>
+          <w:sz w:val="32"/>
+          <w:cs/>
+        </w:rPr>
+        <w:t>ระบบ</w:t>
+      </w:r>
+      <w:r>
+        <w:rPr>
+          <w:sz w:val="32"/>
+          <w:cs/>
+        </w:rPr>
+        <w:t>ผู้ช่วยแบบตัวแทนเชิงปัญญาประดิษฐ์สำหรับองค์กร</w:t>
       </w:r>
     </w:p>
     <w:tbl>
@@ -19872,7 +20022,6 @@
           <w:sz w:val="32"/>
           <w:cs/>
         </w:rPr>
-        <w:lastRenderedPageBreak/>
         <w:t xml:space="preserve">ตารางที่ </w:t>
       </w:r>
       <w:r>
@@ -19892,6 +20041,24 @@
           <w:cs/>
         </w:rPr>
         <w:t>2</w:t>
+      </w:r>
+      <w:r>
+        <w:rPr>
+          <w:rFonts w:hint="cs"/>
+          <w:b/>
+          <w:bCs/>
+          <w:sz w:val="32"/>
+          <w:cs/>
+        </w:rPr>
+        <w:t xml:space="preserve"> </w:t>
+      </w:r>
+      <w:r>
+        <w:rPr>
+          <w:rFonts w:eastAsia="Calibri"/>
+          <w:sz w:val="32"/>
+          <w:cs/>
+        </w:rPr>
+        <w:t>ผลการประเมินความพึงพอใจของระบบผู้ช่วยแบบตัวแทนเชิงปัญญาประดิษฐ์สำหรับองค์กร</w:t>
       </w:r>
       <w:r>
         <w:rPr>
